--- a/Documentacao_Migracao_Algoritmos.docx
+++ b/Documentacao_Migracao_Algoritmos.docx
@@ -565,27 +565,6 @@
     </w:p>
     <w:p>
       <w:pPr>
-        <w:spacing w:line="360" w:lineRule="auto"/>
-        <w:jc w:val="both"/>
-        <w:rPr>
-          <w:rFonts w:hint="default" w:ascii="Arial" w:hAnsi="Arial" w:cs="Arial"/>
-          <w:color w:val="auto"/>
-          <w:sz w:val="24"/>
-          <w:szCs w:val="24"/>
-        </w:rPr>
-      </w:pPr>
-      <w:r>
-        <w:rPr>
-          <w:rFonts w:hint="default" w:ascii="Arial" w:hAnsi="Arial" w:cs="Arial"/>
-          <w:color w:val="auto"/>
-          <w:sz w:val="24"/>
-          <w:szCs w:val="24"/>
-        </w:rPr>
-        <w:t>O documento “Documento de Requisitos do Sistema – Módulo de Avaliação Acadêmica no SIGA Ensino”, da Universidade Federal de Juiz de Fora (2016), foi utilizado como referência para a organização das seções e a identificação de requisitos funcionais (RF) e não funcionais (NF). O conteúdo funcional da avaliação acadêmica daquele documento não foi transplantado para estes programas.</w:t>
-      </w:r>
-    </w:p>
-    <w:p>
-      <w:pPr>
         <w:pStyle w:val="3"/>
         <w:keepNext/>
         <w:spacing w:before="180" w:after="120" w:line="360" w:lineRule="auto"/>
@@ -597,6 +576,8 @@
           <w:szCs w:val="24"/>
         </w:rPr>
       </w:pPr>
+      <w:bookmarkStart w:id="0" w:name="_GoBack"/>
+      <w:bookmarkEnd w:id="0"/>
       <w:r>
         <w:rPr>
           <w:rFonts w:hint="default" w:ascii="Arial" w:hAnsi="Arial" w:cs="Arial"/>
@@ -3329,6 +3310,14 @@
       </w:tblGrid>
       <w:tr>
         <w:tblPrEx>
+          <w:tblBorders>
+            <w:top w:val="single" w:color="auto" w:sz="4" w:space="0"/>
+            <w:left w:val="single" w:color="auto" w:sz="4" w:space="0"/>
+            <w:bottom w:val="single" w:color="auto" w:sz="4" w:space="0"/>
+            <w:right w:val="single" w:color="auto" w:sz="4" w:space="0"/>
+            <w:insideH w:val="single" w:color="auto" w:sz="4" w:space="0"/>
+            <w:insideV w:val="single" w:color="auto" w:sz="4" w:space="0"/>
+          </w:tblBorders>
           <w:tblCellMar>
             <w:top w:w="0" w:type="dxa"/>
             <w:left w:w="108" w:type="dxa"/>
@@ -7852,6 +7841,14 @@
       </w:tblGrid>
       <w:tr>
         <w:tblPrEx>
+          <w:tblBorders>
+            <w:top w:val="single" w:color="auto" w:sz="4" w:space="0"/>
+            <w:left w:val="single" w:color="auto" w:sz="4" w:space="0"/>
+            <w:bottom w:val="single" w:color="auto" w:sz="4" w:space="0"/>
+            <w:right w:val="single" w:color="auto" w:sz="4" w:space="0"/>
+            <w:insideH w:val="single" w:color="auto" w:sz="4" w:space="0"/>
+            <w:insideV w:val="single" w:color="auto" w:sz="4" w:space="0"/>
+          </w:tblBorders>
           <w:tblCellMar>
             <w:top w:w="0" w:type="dxa"/>
             <w:left w:w="108" w:type="dxa"/>
@@ -8287,6 +8284,14 @@
       </w:tblGrid>
       <w:tr>
         <w:tblPrEx>
+          <w:tblBorders>
+            <w:top w:val="single" w:color="auto" w:sz="4" w:space="0"/>
+            <w:left w:val="single" w:color="auto" w:sz="4" w:space="0"/>
+            <w:bottom w:val="single" w:color="auto" w:sz="4" w:space="0"/>
+            <w:right w:val="single" w:color="auto" w:sz="4" w:space="0"/>
+            <w:insideH w:val="single" w:color="auto" w:sz="4" w:space="0"/>
+            <w:insideV w:val="single" w:color="auto" w:sz="4" w:space="0"/>
+          </w:tblBorders>
           <w:tblCellMar>
             <w:top w:w="0" w:type="dxa"/>
             <w:left w:w="108" w:type="dxa"/>
@@ -10302,8 +10307,6 @@
           <w:szCs w:val="24"/>
         </w:rPr>
       </w:pPr>
-      <w:bookmarkStart w:id="0" w:name="_GoBack"/>
-      <w:bookmarkEnd w:id="0"/>
       <w:r>
         <w:rPr>
           <w:rFonts w:hint="default" w:ascii="Arial" w:hAnsi="Arial" w:cs="Arial"/>
@@ -12135,7 +12138,7 @@
     <w:lsdException w:uiPriority="99" w:name="footnote text"/>
     <w:lsdException w:uiPriority="99" w:name="annotation text"/>
     <w:lsdException w:qFormat="1" w:uiPriority="99" w:semiHidden="0" w:name="header"/>
-    <w:lsdException w:uiPriority="99" w:semiHidden="0" w:name="footer"/>
+    <w:lsdException w:qFormat="1" w:uiPriority="99" w:semiHidden="0" w:name="footer"/>
     <w:lsdException w:uiPriority="99" w:name="index heading"/>
     <w:lsdException w:qFormat="1" w:uiPriority="35" w:name="caption"/>
     <w:lsdException w:uiPriority="99" w:name="table of figures"/>
@@ -12148,32 +12151,32 @@
     <w:lsdException w:uiPriority="99" w:name="endnote reference"/>
     <w:lsdException w:uiPriority="99" w:name="endnote text"/>
     <w:lsdException w:uiPriority="99" w:name="table of authorities"/>
-    <w:lsdException w:uiPriority="99" w:semiHidden="0" w:name="macro"/>
+    <w:lsdException w:qFormat="1" w:uiPriority="99" w:semiHidden="0" w:name="macro"/>
     <w:lsdException w:uiPriority="99" w:name="toa heading"/>
-    <w:lsdException w:uiPriority="99" w:semiHidden="0" w:name="List"/>
-    <w:lsdException w:uiPriority="99" w:semiHidden="0" w:name="List Bullet"/>
+    <w:lsdException w:qFormat="1" w:uiPriority="99" w:semiHidden="0" w:name="List"/>
+    <w:lsdException w:qFormat="1" w:uiPriority="99" w:semiHidden="0" w:name="List Bullet"/>
     <w:lsdException w:uiPriority="99" w:semiHidden="0" w:name="List Number"/>
-    <w:lsdException w:uiPriority="99" w:semiHidden="0" w:name="List 2"/>
-    <w:lsdException w:uiPriority="99" w:semiHidden="0" w:name="List 3"/>
+    <w:lsdException w:qFormat="1" w:uiPriority="99" w:semiHidden="0" w:name="List 2"/>
+    <w:lsdException w:qFormat="1" w:uiPriority="99" w:semiHidden="0" w:name="List 3"/>
     <w:lsdException w:uiPriority="99" w:name="List 4"/>
     <w:lsdException w:uiPriority="99" w:name="List 5"/>
-    <w:lsdException w:uiPriority="99" w:semiHidden="0" w:name="List Bullet 2"/>
-    <w:lsdException w:uiPriority="99" w:semiHidden="0" w:name="List Bullet 3"/>
+    <w:lsdException w:qFormat="1" w:uiPriority="99" w:semiHidden="0" w:name="List Bullet 2"/>
+    <w:lsdException w:qFormat="1" w:uiPriority="99" w:semiHidden="0" w:name="List Bullet 3"/>
     <w:lsdException w:uiPriority="99" w:name="List Bullet 4"/>
     <w:lsdException w:uiPriority="99" w:name="List Bullet 5"/>
-    <w:lsdException w:uiPriority="99" w:semiHidden="0" w:name="List Number 2"/>
-    <w:lsdException w:uiPriority="99" w:semiHidden="0" w:name="List Number 3"/>
+    <w:lsdException w:qFormat="1" w:uiPriority="99" w:semiHidden="0" w:name="List Number 2"/>
+    <w:lsdException w:qFormat="1" w:uiPriority="99" w:semiHidden="0" w:name="List Number 3"/>
     <w:lsdException w:uiPriority="99" w:name="List Number 4"/>
     <w:lsdException w:uiPriority="99" w:name="List Number 5"/>
     <w:lsdException w:qFormat="1" w:unhideWhenUsed="0" w:uiPriority="10" w:semiHidden="0" w:name="Title"/>
     <w:lsdException w:uiPriority="99" w:name="Closing"/>
     <w:lsdException w:uiPriority="99" w:name="Signature"/>
-    <w:lsdException w:uiPriority="1" w:name="Default Paragraph Font"/>
+    <w:lsdException w:qFormat="1" w:uiPriority="1" w:name="Default Paragraph Font"/>
     <w:lsdException w:uiPriority="99" w:semiHidden="0" w:name="Body Text"/>
     <w:lsdException w:uiPriority="99" w:name="Body Text Indent"/>
-    <w:lsdException w:uiPriority="99" w:semiHidden="0" w:name="List Continue"/>
-    <w:lsdException w:uiPriority="99" w:semiHidden="0" w:name="List Continue 2"/>
-    <w:lsdException w:uiPriority="99" w:semiHidden="0" w:name="List Continue 3"/>
+    <w:lsdException w:qFormat="1" w:uiPriority="99" w:semiHidden="0" w:name="List Continue"/>
+    <w:lsdException w:qFormat="1" w:uiPriority="99" w:semiHidden="0" w:name="List Continue 2"/>
+    <w:lsdException w:qFormat="1" w:uiPriority="99" w:semiHidden="0" w:name="List Continue 3"/>
     <w:lsdException w:uiPriority="99" w:name="List Continue 4"/>
     <w:lsdException w:uiPriority="99" w:name="List Continue 5"/>
     <w:lsdException w:uiPriority="99" w:name="Message Header"/>
@@ -12184,7 +12187,7 @@
     <w:lsdException w:uiPriority="99" w:name="Body Text First Indent 2"/>
     <w:lsdException w:uiPriority="99" w:name="Note Heading"/>
     <w:lsdException w:uiPriority="99" w:semiHidden="0" w:name="Body Text 2"/>
-    <w:lsdException w:uiPriority="99" w:semiHidden="0" w:name="Body Text 3"/>
+    <w:lsdException w:qFormat="1" w:uiPriority="99" w:semiHidden="0" w:name="Body Text 3"/>
     <w:lsdException w:uiPriority="99" w:name="Body Text Indent 2"/>
     <w:lsdException w:uiPriority="99" w:name="Body Text Indent 3"/>
     <w:lsdException w:uiPriority="99" w:name="Block Text"/>
@@ -12206,7 +12209,7 @@
     <w:lsdException w:uiPriority="99" w:name="HTML Sample"/>
     <w:lsdException w:uiPriority="99" w:name="HTML Typewriter"/>
     <w:lsdException w:uiPriority="99" w:name="HTML Variable"/>
-    <w:lsdException w:uiPriority="99" w:name="Normal Table"/>
+    <w:lsdException w:qFormat="1" w:uiPriority="99" w:name="Normal Table"/>
     <w:lsdException w:uiPriority="99" w:name="annotation subject"/>
     <w:lsdException w:uiPriority="99" w:name="Table Simple 1"/>
     <w:lsdException w:uiPriority="99" w:name="Table Simple 2"/>
@@ -12251,7 +12254,7 @@
     <w:lsdException w:uiPriority="99" w:name="Table Web 2"/>
     <w:lsdException w:uiPriority="99" w:name="Table Web 3"/>
     <w:lsdException w:uiPriority="99" w:name="Balloon Text"/>
-    <w:lsdException w:unhideWhenUsed="0" w:uiPriority="59" w:semiHidden="0" w:name="Table Grid"/>
+    <w:lsdException w:qFormat="1" w:unhideWhenUsed="0" w:uiPriority="59" w:semiHidden="0" w:name="Table Grid"/>
     <w:lsdException w:uiPriority="99" w:name="Table Theme"/>
     <w:lsdException w:qFormat="1" w:unhideWhenUsed="0" w:uiPriority="1" w:semiHidden="0" w:name="No Spacing"/>
     <w:lsdException w:unhideWhenUsed="0" w:uiPriority="60" w:semiHidden="0" w:name="Light Shading"/>
@@ -12602,12 +12605,14 @@
     <w:name w:val="Default Paragraph Font"/>
     <w:semiHidden/>
     <w:unhideWhenUsed/>
+    <w:qFormat/>
     <w:uiPriority w:val="1"/>
   </w:style>
   <w:style w:type="table" w:default="1" w:styleId="12">
     <w:name w:val="Normal Table"/>
     <w:semiHidden/>
     <w:unhideWhenUsed/>
+    <w:qFormat/>
     <w:uiPriority w:val="99"/>
     <w:tblPr>
       <w:tblCellMar>
@@ -12642,6 +12647,7 @@
     <w:name w:val="List"/>
     <w:basedOn w:val="1"/>
     <w:unhideWhenUsed/>
+    <w:qFormat/>
     <w:uiPriority w:val="99"/>
     <w:pPr>
       <w:ind w:left="360" w:hanging="360"/>
@@ -12687,6 +12693,7 @@
     <w:name w:val="List Bullet 3"/>
     <w:basedOn w:val="1"/>
     <w:unhideWhenUsed/>
+    <w:qFormat/>
     <w:uiPriority w:val="99"/>
     <w:pPr>
       <w:numPr>
@@ -12700,6 +12707,7 @@
     <w:name w:val="List Bullet 2"/>
     <w:basedOn w:val="1"/>
     <w:unhideWhenUsed/>
+    <w:qFormat/>
     <w:uiPriority w:val="99"/>
     <w:pPr>
       <w:numPr>
@@ -12713,6 +12721,7 @@
     <w:name w:val="macro"/>
     <w:link w:val="49"/>
     <w:unhideWhenUsed/>
+    <w:qFormat/>
     <w:uiPriority w:val="99"/>
     <w:pPr>
       <w:tabs>
@@ -12737,6 +12746,7 @@
     <w:name w:val="List Continue"/>
     <w:basedOn w:val="1"/>
     <w:unhideWhenUsed/>
+    <w:qFormat/>
     <w:uiPriority w:val="99"/>
     <w:pPr>
       <w:spacing w:after="120"/>
@@ -12749,6 +12759,7 @@
     <w:basedOn w:val="1"/>
     <w:link w:val="48"/>
     <w:unhideWhenUsed/>
+    <w:qFormat/>
     <w:uiPriority w:val="99"/>
     <w:pPr>
       <w:spacing w:after="120"/>
@@ -12762,6 +12773,7 @@
     <w:name w:val="List Number 2"/>
     <w:basedOn w:val="1"/>
     <w:unhideWhenUsed/>
+    <w:qFormat/>
     <w:uiPriority w:val="99"/>
     <w:pPr>
       <w:numPr>
@@ -12800,6 +12812,7 @@
     <w:name w:val="List Continue 3"/>
     <w:basedOn w:val="1"/>
     <w:unhideWhenUsed/>
+    <w:qFormat/>
     <w:uiPriority w:val="99"/>
     <w:pPr>
       <w:spacing w:after="120"/>
@@ -12812,6 +12825,7 @@
     <w:basedOn w:val="1"/>
     <w:link w:val="38"/>
     <w:unhideWhenUsed/>
+    <w:qFormat/>
     <w:uiPriority w:val="99"/>
     <w:pPr>
       <w:tabs>
@@ -12849,6 +12863,7 @@
     <w:name w:val="List Continue 2"/>
     <w:basedOn w:val="1"/>
     <w:unhideWhenUsed/>
+    <w:qFormat/>
     <w:uiPriority w:val="99"/>
     <w:pPr>
       <w:spacing w:after="120"/>
@@ -12860,6 +12875,7 @@
     <w:name w:val="List 3"/>
     <w:basedOn w:val="1"/>
     <w:unhideWhenUsed/>
+    <w:qFormat/>
     <w:uiPriority w:val="99"/>
     <w:pPr>
       <w:ind w:left="1080" w:hanging="360"/>
@@ -12870,6 +12886,7 @@
     <w:name w:val="List Number 3"/>
     <w:basedOn w:val="1"/>
     <w:unhideWhenUsed/>
+    <w:qFormat/>
     <w:uiPriority w:val="99"/>
     <w:pPr>
       <w:numPr>
@@ -12905,6 +12922,7 @@
     <w:name w:val="List 2"/>
     <w:basedOn w:val="1"/>
     <w:unhideWhenUsed/>
+    <w:qFormat/>
     <w:uiPriority w:val="99"/>
     <w:pPr>
       <w:ind w:left="720" w:hanging="360"/>
@@ -12915,6 +12933,7 @@
     <w:name w:val="List Bullet"/>
     <w:basedOn w:val="1"/>
     <w:unhideWhenUsed/>
+    <w:qFormat/>
     <w:uiPriority w:val="99"/>
     <w:pPr>
       <w:numPr>
@@ -12950,6 +12969,7 @@
   <w:style w:type="table" w:styleId="36">
     <w:name w:val="Table Grid"/>
     <w:basedOn w:val="12"/>
+    <w:qFormat/>
     <w:uiPriority w:val="59"/>
     <w:pPr>
       <w:spacing w:after="0" w:line="240" w:lineRule="auto"/>
@@ -13037,6 +13057,7 @@
     <w:name w:val="Heading 3 Char"/>
     <w:basedOn w:val="11"/>
     <w:link w:val="4"/>
+    <w:qFormat/>
     <w:uiPriority w:val="9"/>
     <w:rPr>
       <w:rFonts w:asciiTheme="majorHAnsi" w:hAnsiTheme="majorHAnsi" w:eastAsiaTheme="majorEastAsia" w:cstheme="majorBidi"/>
@@ -13069,6 +13090,7 @@
     <w:name w:val="Subtitle Char"/>
     <w:basedOn w:val="11"/>
     <w:link w:val="32"/>
+    <w:qFormat/>
     <w:uiPriority w:val="11"/>
     <w:rPr>
       <w:rFonts w:asciiTheme="majorHAnsi" w:hAnsiTheme="majorHAnsi" w:eastAsiaTheme="majorEastAsia" w:cstheme="majorBidi"/>
@@ -13099,6 +13121,7 @@
     <w:name w:val="Body Text Char"/>
     <w:basedOn w:val="11"/>
     <w:link w:val="16"/>
+    <w:qFormat/>
     <w:uiPriority w:val="99"/>
   </w:style>
   <w:style w:type="character" w:customStyle="1" w:styleId="47">
@@ -13111,6 +13134,7 @@
     <w:name w:val="Body Text 3 Char"/>
     <w:basedOn w:val="11"/>
     <w:link w:val="22"/>
+    <w:qFormat/>
     <w:uiPriority w:val="99"/>
     <w:rPr>
       <w:sz w:val="16"/>
@@ -13121,6 +13145,7 @@
     <w:name w:val="Macro Text Char"/>
     <w:basedOn w:val="11"/>
     <w:link w:val="20"/>
+    <w:qFormat/>
     <w:uiPriority w:val="99"/>
     <w:rPr>
       <w:rFonts w:ascii="Courier" w:hAnsi="Courier"/>
@@ -13150,6 +13175,7 @@
     <w:name w:val="Quote Char"/>
     <w:basedOn w:val="11"/>
     <w:link w:val="50"/>
+    <w:qFormat/>
     <w:uiPriority w:val="29"/>
     <w:rPr>
       <w:i/>
@@ -13167,6 +13193,7 @@
     <w:basedOn w:val="11"/>
     <w:link w:val="5"/>
     <w:semiHidden/>
+    <w:qFormat/>
     <w:uiPriority w:val="9"/>
     <w:rPr>
       <w:rFonts w:asciiTheme="majorHAnsi" w:hAnsiTheme="majorHAnsi" w:eastAsiaTheme="majorEastAsia" w:cstheme="majorBidi"/>
@@ -13211,6 +13238,7 @@
     <w:basedOn w:val="11"/>
     <w:link w:val="8"/>
     <w:semiHidden/>
+    <w:qFormat/>
     <w:uiPriority w:val="9"/>
     <w:rPr>
       <w:rFonts w:asciiTheme="majorHAnsi" w:hAnsiTheme="majorHAnsi" w:eastAsiaTheme="majorEastAsia" w:cstheme="majorBidi"/>
@@ -13232,6 +13260,7 @@
     <w:basedOn w:val="11"/>
     <w:link w:val="9"/>
     <w:semiHidden/>
+    <w:qFormat/>
     <w:uiPriority w:val="9"/>
     <w:rPr>
       <w:rFonts w:asciiTheme="majorHAnsi" w:hAnsiTheme="majorHAnsi" w:eastAsiaTheme="majorEastAsia" w:cstheme="majorBidi"/>
@@ -13250,6 +13279,7 @@
     <w:basedOn w:val="11"/>
     <w:link w:val="10"/>
     <w:semiHidden/>
+    <w:qFormat/>
     <w:uiPriority w:val="9"/>
     <w:rPr>
       <w:rFonts w:asciiTheme="majorHAnsi" w:hAnsiTheme="majorHAnsi" w:eastAsiaTheme="majorEastAsia" w:cstheme="majorBidi"/>
